--- a/examples/_arch/TechnicalManual.docx
+++ b/examples/_arch/TechnicalManual.docx
@@ -8,13 +8,17 @@
         <w:jc w:val="center"/>
         <w:rPr>
           <w:rFonts w:ascii="American Typewriter" w:hAnsi="American Typewriter"/>
-          <w:sz w:val="28"/>
-          <w:szCs w:val="28"/>
-        </w:rPr>
-      </w:pPr>
-      <w:r>
-        <w:rPr>
-          <w:rFonts w:ascii="American Typewriter" w:hAnsi="American Typewriter"/>
+          <w:b/>
+          <w:bCs/>
+          <w:sz w:val="28"/>
+          <w:szCs w:val="28"/>
+        </w:rPr>
+      </w:pPr>
+      <w:r>
+        <w:rPr>
+          <w:rFonts w:ascii="American Typewriter" w:hAnsi="American Typewriter"/>
+          <w:b/>
+          <w:bCs/>
           <w:sz w:val="28"/>
           <w:szCs w:val="28"/>
         </w:rPr>
@@ -39,19 +43,7 @@
         <w:rPr>
           <w:rFonts w:ascii="American Typewriter" w:hAnsi="American Typewriter"/>
         </w:rPr>
-        <w:t>aka Combinatorial Processing</w:t>
-      </w:r>
-      <w:r>
-        <w:rPr>
-          <w:rFonts w:ascii="American Typewriter" w:hAnsi="American Typewriter"/>
-        </w:rPr>
-        <w:t xml:space="preserve"> </w:t>
-      </w:r>
-      <w:r>
-        <w:rPr>
-          <w:rFonts w:ascii="American Typewriter" w:hAnsi="American Typewriter"/>
-        </w:rPr>
-        <w:t>Design or CPD code</w:t>
+        <w:t>aka Combinatorial Processing Design or CPD code</w:t>
       </w:r>
       <w:r>
         <w:rPr>
@@ -235,7 +227,7 @@
           <w:sz w:val="22"/>
           <w:szCs w:val="22"/>
         </w:rPr>
-        <w:t>2</w:t>
+        <w:tab/>
       </w:r>
       <w:r>
         <w:rPr>
@@ -243,7 +235,7 @@
           <w:sz w:val="22"/>
           <w:szCs w:val="22"/>
         </w:rPr>
-        <w:t>4</w:t>
+        <w:t>2</w:t>
       </w:r>
       <w:r>
         <w:rPr>
@@ -251,7 +243,7 @@
           <w:sz w:val="22"/>
           <w:szCs w:val="22"/>
         </w:rPr>
-        <w:t>-</w:t>
+        <w:t>5</w:t>
       </w:r>
       <w:r>
         <w:rPr>
@@ -259,7 +251,7 @@
           <w:sz w:val="22"/>
           <w:szCs w:val="22"/>
         </w:rPr>
-        <w:t>July</w:t>
+        <w:t>-</w:t>
       </w:r>
       <w:r>
         <w:rPr>
@@ -267,7 +259,7 @@
           <w:sz w:val="22"/>
           <w:szCs w:val="22"/>
         </w:rPr>
-        <w:t>-202</w:t>
+        <w:t>July</w:t>
       </w:r>
       <w:r>
         <w:rPr>
@@ -275,6 +267,14 @@
           <w:sz w:val="22"/>
           <w:szCs w:val="22"/>
         </w:rPr>
+        <w:t>-202</w:t>
+      </w:r>
+      <w:r>
+        <w:rPr>
+          <w:rFonts w:ascii="American Typewriter" w:hAnsi="American Typewriter"/>
+          <w:sz w:val="22"/>
+          <w:szCs w:val="22"/>
+        </w:rPr>
         <w:t>5</w:t>
       </w:r>
     </w:p>
@@ -293,16 +293,25 @@
         <w:spacing w:line="276" w:lineRule="auto"/>
         <w:rPr>
           <w:rFonts w:ascii="American Typewriter" w:hAnsi="American Typewriter"/>
-        </w:rPr>
-      </w:pPr>
-      <w:r>
-        <w:rPr>
-          <w:rFonts w:ascii="American Typewriter" w:hAnsi="American Typewriter"/>
           <w:b/>
           <w:bCs/>
           <w:color w:val="002060"/>
-          <w:sz w:val="22"/>
-          <w:szCs w:val="22"/>
+        </w:rPr>
+      </w:pPr>
+    </w:p>
+    <w:p>
+      <w:pPr>
+        <w:spacing w:line="276" w:lineRule="auto"/>
+        <w:rPr>
+          <w:rFonts w:ascii="American Typewriter" w:hAnsi="American Typewriter"/>
+        </w:rPr>
+      </w:pPr>
+      <w:r>
+        <w:rPr>
+          <w:rFonts w:ascii="American Typewriter" w:hAnsi="American Typewriter"/>
+          <w:b/>
+          <w:bCs/>
+          <w:color w:val="002060"/>
         </w:rPr>
         <w:t>The c</w:t>
       </w:r>
@@ -312,8 +321,6 @@
           <w:b/>
           <w:bCs/>
           <w:color w:val="002060"/>
-          <w:sz w:val="22"/>
-          <w:szCs w:val="22"/>
         </w:rPr>
         <w:t>ode online source repository:</w:t>
       </w:r>
@@ -321,8 +328,6 @@
         <w:rPr>
           <w:rFonts w:ascii="American Typewriter" w:hAnsi="American Typewriter"/>
           <w:color w:val="0070C0"/>
-          <w:sz w:val="28"/>
-          <w:szCs w:val="28"/>
         </w:rPr>
         <w:t xml:space="preserve"> </w:t>
       </w:r>
@@ -355,8 +360,6 @@
           <w:b/>
           <w:bCs/>
           <w:color w:val="002060"/>
-          <w:sz w:val="22"/>
-          <w:szCs w:val="22"/>
         </w:rPr>
       </w:pPr>
       <w:r>
@@ -365,8 +368,6 @@
           <w:b/>
           <w:bCs/>
           <w:color w:val="002060"/>
-          <w:sz w:val="22"/>
-          <w:szCs w:val="22"/>
         </w:rPr>
         <w:t>The code reference</w:t>
       </w:r>
@@ -376,8 +377,6 @@
           <w:b/>
           <w:bCs/>
           <w:color w:val="002060"/>
-          <w:sz w:val="22"/>
-          <w:szCs w:val="22"/>
         </w:rPr>
         <w:t xml:space="preserve"> example</w:t>
       </w:r>
@@ -387,8 +386,6 @@
           <w:b/>
           <w:bCs/>
           <w:color w:val="002060"/>
-          <w:sz w:val="22"/>
-          <w:szCs w:val="22"/>
         </w:rPr>
         <w:t>:</w:t>
       </w:r>
@@ -532,6 +529,7 @@
             <w:spacing w:line="276" w:lineRule="auto"/>
             <w:rPr>
               <w:rFonts w:ascii="American Typewriter" w:hAnsi="American Typewriter"/>
+              <w:color w:val="002060"/>
               <w:sz w:val="26"/>
               <w:szCs w:val="26"/>
             </w:rPr>
@@ -539,6 +537,7 @@
           <w:r>
             <w:rPr>
               <w:rFonts w:ascii="American Typewriter" w:hAnsi="American Typewriter"/>
+              <w:color w:val="002060"/>
               <w:sz w:val="26"/>
               <w:szCs w:val="26"/>
             </w:rPr>
@@ -547,6 +546,7 @@
           <w:r>
             <w:rPr>
               <w:rFonts w:ascii="American Typewriter" w:hAnsi="American Typewriter"/>
+              <w:color w:val="002060"/>
               <w:sz w:val="26"/>
               <w:szCs w:val="26"/>
             </w:rPr>
@@ -555,6 +555,7 @@
           <w:r>
             <w:rPr>
               <w:rFonts w:ascii="American Typewriter" w:hAnsi="American Typewriter"/>
+              <w:color w:val="002060"/>
               <w:sz w:val="26"/>
               <w:szCs w:val="26"/>
             </w:rPr>
@@ -562,6 +563,7 @@
           <w:r>
             <w:rPr>
               <w:rFonts w:ascii="American Typewriter" w:hAnsi="American Typewriter"/>
+              <w:color w:val="002060"/>
               <w:sz w:val="26"/>
               <w:szCs w:val="26"/>
             </w:rPr>
@@ -570,6 +572,7 @@
           <w:r>
             <w:rPr>
               <w:rFonts w:ascii="American Typewriter" w:hAnsi="American Typewriter"/>
+              <w:color w:val="002060"/>
               <w:sz w:val="26"/>
               <w:szCs w:val="26"/>
             </w:rPr>
@@ -578,6 +581,7 @@
           <w:r>
             <w:rPr>
               <w:rFonts w:ascii="American Typewriter" w:hAnsi="American Typewriter"/>
+              <w:color w:val="002060"/>
               <w:sz w:val="26"/>
               <w:szCs w:val="26"/>
             </w:rPr>
@@ -586,6 +590,7 @@
           <w:r>
             <w:rPr>
               <w:rFonts w:ascii="American Typewriter" w:hAnsi="American Typewriter"/>
+              <w:color w:val="002060"/>
               <w:sz w:val="26"/>
               <w:szCs w:val="26"/>
             </w:rPr>
@@ -594,6 +599,7 @@
           <w:r>
             <w:rPr>
               <w:rFonts w:ascii="American Typewriter" w:hAnsi="American Typewriter"/>
+              <w:color w:val="002060"/>
               <w:sz w:val="26"/>
               <w:szCs w:val="26"/>
             </w:rPr>
@@ -602,6 +608,7 @@
           <w:r>
             <w:rPr>
               <w:rFonts w:ascii="American Typewriter" w:hAnsi="American Typewriter"/>
+              <w:color w:val="002060"/>
               <w:sz w:val="26"/>
               <w:szCs w:val="26"/>
             </w:rPr>
@@ -613,6 +620,7 @@
             <w:spacing w:line="276" w:lineRule="auto"/>
             <w:rPr>
               <w:rFonts w:ascii="American Typewriter" w:hAnsi="American Typewriter"/>
+              <w:color w:val="002060"/>
               <w:sz w:val="26"/>
               <w:szCs w:val="26"/>
             </w:rPr>
@@ -620,6 +628,7 @@
           <w:r>
             <w:rPr>
               <w:rFonts w:ascii="American Typewriter" w:hAnsi="American Typewriter"/>
+              <w:color w:val="002060"/>
               <w:sz w:val="26"/>
               <w:szCs w:val="26"/>
             </w:rPr>
@@ -628,6 +637,7 @@
           <w:r>
             <w:rPr>
               <w:rFonts w:ascii="American Typewriter" w:hAnsi="American Typewriter"/>
+              <w:color w:val="002060"/>
               <w:sz w:val="26"/>
               <w:szCs w:val="26"/>
             </w:rPr>
@@ -636,6 +646,7 @@
           <w:r>
             <w:rPr>
               <w:rFonts w:ascii="American Typewriter" w:hAnsi="American Typewriter"/>
+              <w:color w:val="002060"/>
               <w:sz w:val="26"/>
               <w:szCs w:val="26"/>
             </w:rPr>
@@ -643,6 +654,7 @@
           <w:r>
             <w:rPr>
               <w:rFonts w:ascii="American Typewriter" w:hAnsi="American Typewriter"/>
+              <w:color w:val="002060"/>
               <w:sz w:val="26"/>
               <w:szCs w:val="26"/>
             </w:rPr>
@@ -651,6 +663,7 @@
           <w:r>
             <w:rPr>
               <w:rFonts w:ascii="American Typewriter" w:hAnsi="American Typewriter"/>
+              <w:color w:val="002060"/>
               <w:sz w:val="26"/>
               <w:szCs w:val="26"/>
             </w:rPr>
@@ -659,6 +672,7 @@
           <w:r>
             <w:rPr>
               <w:rFonts w:ascii="American Typewriter" w:hAnsi="American Typewriter"/>
+              <w:color w:val="002060"/>
               <w:sz w:val="26"/>
               <w:szCs w:val="26"/>
             </w:rPr>
@@ -667,6 +681,7 @@
           <w:r>
             <w:rPr>
               <w:rFonts w:ascii="American Typewriter" w:hAnsi="American Typewriter"/>
+              <w:color w:val="002060"/>
               <w:sz w:val="26"/>
               <w:szCs w:val="26"/>
             </w:rPr>
@@ -676,6 +691,7 @@
           <w:r>
             <w:rPr>
               <w:rFonts w:ascii="American Typewriter" w:hAnsi="American Typewriter"/>
+              <w:color w:val="002060"/>
               <w:sz w:val="26"/>
               <w:szCs w:val="26"/>
             </w:rPr>
@@ -684,6 +700,7 @@
           <w:r>
             <w:rPr>
               <w:rFonts w:ascii="American Typewriter" w:hAnsi="American Typewriter"/>
+              <w:color w:val="002060"/>
               <w:sz w:val="26"/>
               <w:szCs w:val="26"/>
             </w:rPr>
@@ -692,6 +709,7 @@
           <w:r>
             <w:rPr>
               <w:rFonts w:ascii="American Typewriter" w:hAnsi="American Typewriter"/>
+              <w:color w:val="002060"/>
               <w:sz w:val="26"/>
               <w:szCs w:val="26"/>
             </w:rPr>
@@ -703,6 +721,7 @@
             <w:spacing w:line="276" w:lineRule="auto"/>
             <w:rPr>
               <w:rFonts w:ascii="American Typewriter" w:hAnsi="American Typewriter"/>
+              <w:color w:val="002060"/>
               <w:sz w:val="26"/>
               <w:szCs w:val="26"/>
             </w:rPr>
@@ -710,143 +729,16 @@
           <w:r>
             <w:rPr>
               <w:rFonts w:ascii="American Typewriter" w:hAnsi="American Typewriter"/>
+              <w:color w:val="002060"/>
               <w:sz w:val="26"/>
               <w:szCs w:val="26"/>
-              <w:highlight w:val="yellow"/>
-            </w:rPr>
-            <w:fldChar w:fldCharType="begin"/>
-          </w:r>
-          <w:r>
-            <w:rPr>
-              <w:rFonts w:ascii="American Typewriter" w:hAnsi="American Typewriter"/>
-              <w:sz w:val="26"/>
-              <w:szCs w:val="26"/>
-              <w:highlight w:val="yellow"/>
-            </w:rPr>
-            <w:instrText xml:space="preserve"> REF _Ref155374355 \r \h  \* MERGEFORMAT </w:instrText>
-          </w:r>
-          <w:r>
-            <w:rPr>
-              <w:rFonts w:ascii="American Typewriter" w:hAnsi="American Typewriter"/>
-              <w:sz w:val="26"/>
-              <w:szCs w:val="26"/>
-              <w:highlight w:val="yellow"/>
-            </w:rPr>
-          </w:r>
-          <w:r>
-            <w:rPr>
-              <w:rFonts w:ascii="American Typewriter" w:hAnsi="American Typewriter"/>
-              <w:sz w:val="26"/>
-              <w:szCs w:val="26"/>
-              <w:highlight w:val="yellow"/>
-            </w:rPr>
-            <w:fldChar w:fldCharType="separate"/>
-          </w:r>
-          <w:r>
-            <w:rPr>
-              <w:rFonts w:ascii="American Typewriter" w:hAnsi="American Typewriter"/>
-              <w:sz w:val="26"/>
-              <w:szCs w:val="26"/>
-              <w:highlight w:val="yellow"/>
             </w:rPr>
             <w:t>3</w:t>
           </w:r>
           <w:r>
             <w:rPr>
               <w:rFonts w:ascii="American Typewriter" w:hAnsi="American Typewriter"/>
-              <w:sz w:val="26"/>
-              <w:szCs w:val="26"/>
-              <w:highlight w:val="yellow"/>
-            </w:rPr>
-            <w:fldChar w:fldCharType="end"/>
-          </w:r>
-          <w:r>
-            <w:rPr>
-              <w:rFonts w:ascii="American Typewriter" w:hAnsi="American Typewriter"/>
-              <w:sz w:val="26"/>
-              <w:szCs w:val="26"/>
-              <w:highlight w:val="yellow"/>
-            </w:rPr>
-            <w:t xml:space="preserve">. </w:t>
-          </w:r>
-          <w:r>
-            <w:rPr>
-              <w:rFonts w:ascii="American Typewriter" w:hAnsi="American Typewriter"/>
-              <w:sz w:val="26"/>
-              <w:szCs w:val="26"/>
-              <w:highlight w:val="yellow"/>
-            </w:rPr>
-            <w:t xml:space="preserve">Functions, Measures and </w:t>
-          </w:r>
-          <w:r>
-            <w:rPr>
-              <w:rFonts w:ascii="American Typewriter" w:hAnsi="American Typewriter"/>
-              <w:sz w:val="26"/>
-              <w:szCs w:val="26"/>
-              <w:highlight w:val="yellow"/>
-            </w:rPr>
-            <w:t>Classes</w:t>
-          </w:r>
-        </w:p>
-        <w:p>
-          <w:pPr>
-            <w:spacing w:line="276" w:lineRule="auto"/>
-            <w:rPr>
-              <w:rFonts w:ascii="American Typewriter" w:hAnsi="American Typewriter"/>
-              <w:sz w:val="26"/>
-              <w:szCs w:val="26"/>
-            </w:rPr>
-          </w:pPr>
-          <w:r>
-            <w:rPr>
-              <w:rFonts w:ascii="American Typewriter" w:hAnsi="American Typewriter"/>
-              <w:sz w:val="26"/>
-              <w:szCs w:val="26"/>
-            </w:rPr>
-            <w:fldChar w:fldCharType="begin"/>
-          </w:r>
-          <w:r>
-            <w:rPr>
-              <w:rFonts w:ascii="American Typewriter" w:hAnsi="American Typewriter"/>
-              <w:sz w:val="26"/>
-              <w:szCs w:val="26"/>
-            </w:rPr>
-            <w:instrText xml:space="preserve"> REF _Ref155374360 \r \h  \* MERGEFORMAT </w:instrText>
-          </w:r>
-          <w:r>
-            <w:rPr>
-              <w:rFonts w:ascii="American Typewriter" w:hAnsi="American Typewriter"/>
-              <w:sz w:val="26"/>
-              <w:szCs w:val="26"/>
-            </w:rPr>
-          </w:r>
-          <w:r>
-            <w:rPr>
-              <w:rFonts w:ascii="American Typewriter" w:hAnsi="American Typewriter"/>
-              <w:sz w:val="26"/>
-              <w:szCs w:val="26"/>
-            </w:rPr>
-            <w:fldChar w:fldCharType="separate"/>
-          </w:r>
-          <w:r>
-            <w:rPr>
-              <w:rFonts w:ascii="American Typewriter" w:hAnsi="American Typewriter"/>
-              <w:sz w:val="26"/>
-              <w:szCs w:val="26"/>
-            </w:rPr>
-            <w:t>4</w:t>
-          </w:r>
-          <w:r>
-            <w:rPr>
-              <w:rFonts w:ascii="American Typewriter" w:hAnsi="American Typewriter"/>
-              <w:sz w:val="26"/>
-              <w:szCs w:val="26"/>
-            </w:rPr>
-            <w:fldChar w:fldCharType="end"/>
-          </w:r>
-          <w:r>
-            <w:rPr>
-              <w:rFonts w:ascii="American Typewriter" w:hAnsi="American Typewriter"/>
+              <w:color w:val="002060"/>
               <w:sz w:val="26"/>
               <w:szCs w:val="26"/>
             </w:rPr>
@@ -855,6 +747,7 @@
           <w:r>
             <w:rPr>
               <w:rFonts w:ascii="American Typewriter" w:hAnsi="American Typewriter"/>
+              <w:color w:val="002060"/>
               <w:sz w:val="26"/>
               <w:szCs w:val="26"/>
             </w:rPr>
@@ -873,73 +766,47 @@
           <w:r>
             <w:rPr>
               <w:rFonts w:ascii="American Typewriter" w:hAnsi="American Typewriter"/>
+              <w:color w:val="002060"/>
               <w:sz w:val="26"/>
               <w:szCs w:val="26"/>
             </w:rPr>
-            <w:fldChar w:fldCharType="begin"/>
+            <w:t>4</w:t>
           </w:r>
           <w:r>
             <w:rPr>
               <w:rFonts w:ascii="American Typewriter" w:hAnsi="American Typewriter"/>
+              <w:color w:val="002060"/>
               <w:sz w:val="26"/>
               <w:szCs w:val="26"/>
             </w:rPr>
-            <w:instrText xml:space="preserve"> REF _Ref155374373 \r \h  \* MERGEFORMAT </w:instrText>
+            <w:t>. Tasks</w:t>
           </w:r>
           <w:r>
             <w:rPr>
               <w:rFonts w:ascii="American Typewriter" w:hAnsi="American Typewriter"/>
+              <w:color w:val="002060"/>
               <w:sz w:val="26"/>
               <w:szCs w:val="26"/>
             </w:rPr>
+            <w:t>, t</w:t>
           </w:r>
           <w:r>
             <w:rPr>
               <w:rFonts w:ascii="American Typewriter" w:hAnsi="American Typewriter"/>
+              <w:color w:val="002060"/>
               <w:sz w:val="26"/>
               <w:szCs w:val="26"/>
             </w:rPr>
-            <w:fldChar w:fldCharType="separate"/>
+            <w:t>ests</w:t>
           </w:r>
           <w:r>
             <w:rPr>
               <w:rFonts w:ascii="American Typewriter" w:hAnsi="American Typewriter"/>
+              <w:color w:val="002060"/>
               <w:sz w:val="26"/>
               <w:szCs w:val="26"/>
             </w:rPr>
-            <w:t>5</w:t>
-          </w:r>
-          <w:r>
-            <w:rPr>
-              <w:rFonts w:ascii="American Typewriter" w:hAnsi="American Typewriter"/>
-              <w:sz w:val="26"/>
-              <w:szCs w:val="26"/>
-            </w:rPr>
-            <w:fldChar w:fldCharType="end"/>
-          </w:r>
-          <w:r>
-            <w:rPr>
-              <w:rFonts w:ascii="American Typewriter" w:hAnsi="American Typewriter"/>
-              <w:sz w:val="26"/>
-              <w:szCs w:val="26"/>
-            </w:rPr>
-            <w:t xml:space="preserve">. Tasks and </w:t>
-          </w:r>
-          <w:r>
-            <w:rPr>
-              <w:rFonts w:ascii="American Typewriter" w:hAnsi="American Typewriter"/>
-              <w:sz w:val="26"/>
-              <w:szCs w:val="26"/>
-            </w:rPr>
-            <w:t>T</w:t>
-          </w:r>
-          <w:r>
-            <w:rPr>
-              <w:rFonts w:ascii="American Typewriter" w:hAnsi="American Typewriter"/>
-              <w:sz w:val="26"/>
-              <w:szCs w:val="26"/>
-            </w:rPr>
-            <w:t>ests</w:t>
+            <w:t xml:space="preserve"> and examples</w:t>
           </w:r>
         </w:p>
       </w:sdtContent>
@@ -1250,7 +1117,7 @@
           <w:sz w:val="26"/>
           <w:szCs w:val="26"/>
         </w:rPr>
-        <w:t xml:space="preserve"> 3.23 , g++ compiler</w:t>
+        <w:t xml:space="preserve"> 3.23, g++ compiler</w:t>
       </w:r>
       <w:r>
         <w:rPr>
@@ -1338,7 +1205,23 @@
           <w:sz w:val="26"/>
           <w:szCs w:val="26"/>
         </w:rPr>
-        <w:t>. The code uses explicitly the Eigen and Spectra libraries (</w:t>
+        <w:t xml:space="preserve">. The code </w:t>
+      </w:r>
+      <w:r>
+        <w:rPr>
+          <w:rFonts w:ascii="American Typewriter" w:hAnsi="American Typewriter"/>
+          <w:sz w:val="26"/>
+          <w:szCs w:val="26"/>
+        </w:rPr>
+        <w:t>explicitly uses</w:t>
+      </w:r>
+      <w:r>
+        <w:rPr>
+          <w:rFonts w:ascii="American Typewriter" w:hAnsi="American Typewriter"/>
+          <w:sz w:val="26"/>
+          <w:szCs w:val="26"/>
+        </w:rPr>
+        <w:t xml:space="preserve"> the Eigen and Spectra libraries (</w:t>
       </w:r>
       <w:hyperlink r:id="rId14" w:history="1">
         <w:r>
@@ -1608,37 +1491,7 @@
           <w:sz w:val="28"/>
           <w:szCs w:val="28"/>
         </w:rPr>
-        <w:t>ab</w:t>
-      </w:r>
-      <w:r>
-        <w:rPr>
-          <w:rFonts w:ascii="American Typewriter" w:hAnsi="American Typewriter"/>
-          <w:b/>
-          <w:bCs/>
-          <w:sz w:val="28"/>
-          <w:szCs w:val="28"/>
-        </w:rPr>
-        <w:t>o</w:t>
-      </w:r>
-      <w:r>
-        <w:rPr>
-          <w:rFonts w:ascii="American Typewriter" w:hAnsi="American Typewriter"/>
-          <w:b/>
-          <w:bCs/>
-          <w:sz w:val="28"/>
-          <w:szCs w:val="28"/>
-        </w:rPr>
-        <w:t>v</w:t>
-      </w:r>
-      <w:r>
-        <w:rPr>
-          <w:rFonts w:ascii="American Typewriter" w:hAnsi="American Typewriter"/>
-          <w:b/>
-          <w:bCs/>
-          <w:sz w:val="28"/>
-          <w:szCs w:val="28"/>
-        </w:rPr>
-        <w:t>e</w:t>
+        <w:t>above</w:t>
       </w:r>
       <w:r>
         <w:rPr>
@@ -1688,10 +1541,10 @@
           <w:szCs w:val="28"/>
         </w:rPr>
         <w:drawing>
-          <wp:inline distT="0" distB="0" distL="0" distR="0" wp14:anchorId="0A2901D8" wp14:editId="7EB99E39">
-            <wp:extent cx="2916621" cy="3199635"/>
-            <wp:effectExtent l="0" t="0" r="4445" b="1270"/>
-            <wp:docPr id="558814074" name="Picture 1" descr="A screenshot of a computer&#10;&#10;Description automatically generated"/>
+          <wp:inline distT="0" distB="0" distL="0" distR="0" wp14:anchorId="0CDB9B26" wp14:editId="3A5B9282">
+            <wp:extent cx="2590800" cy="4036882"/>
+            <wp:effectExtent l="0" t="0" r="0" b="1905"/>
+            <wp:docPr id="1699536752" name="Picture 2" descr="A screenshot of a computer&#10;&#10;AI-generated content may be incorrect."/>
             <wp:cNvGraphicFramePr>
               <a:graphicFrameLocks xmlns:a="http://schemas.openxmlformats.org/drawingml/2006/main" noChangeAspect="1"/>
             </wp:cNvGraphicFramePr>
@@ -1699,11 +1552,11 @@
               <a:graphicData uri="http://schemas.openxmlformats.org/drawingml/2006/picture">
                 <pic:pic xmlns:pic="http://schemas.openxmlformats.org/drawingml/2006/picture">
                   <pic:nvPicPr>
-                    <pic:cNvPr id="558814074" name="Picture 1" descr="A screenshot of a computer&#10;&#10;Description automatically generated"/>
+                    <pic:cNvPr id="1699536752" name="Picture 2" descr="A screenshot of a computer&#10;&#10;AI-generated content may be incorrect."/>
                     <pic:cNvPicPr/>
                   </pic:nvPicPr>
                   <pic:blipFill>
-                    <a:blip r:embed="rId16" cstate="print">
+                    <a:blip r:embed="rId16">
                       <a:extLst>
                         <a:ext uri="{28A0092B-C50C-407E-A947-70E740481C1C}">
                           <a14:useLocalDpi xmlns:a14="http://schemas.microsoft.com/office/drawing/2010/main" val="0"/>
@@ -1717,7 +1570,7 @@
                   <pic:spPr>
                     <a:xfrm>
                       <a:off x="0" y="0"/>
-                      <a:ext cx="3021002" cy="3314144"/>
+                      <a:ext cx="2591998" cy="4038749"/>
                     </a:xfrm>
                     <a:prstGeom prst="rect">
                       <a:avLst/>
@@ -1732,15 +1585,23 @@
       <w:r>
         <w:rPr>
           <w:rFonts w:ascii="American Typewriter" w:hAnsi="American Typewriter"/>
+          <w:sz w:val="28"/>
+          <w:szCs w:val="28"/>
+        </w:rPr>
+        <w:t xml:space="preserve">  </w:t>
+      </w:r>
+      <w:r>
+        <w:rPr>
+          <w:rFonts w:ascii="American Typewriter" w:hAnsi="American Typewriter"/>
           <w:noProof/>
           <w:sz w:val="28"/>
           <w:szCs w:val="28"/>
         </w:rPr>
         <w:drawing>
-          <wp:inline distT="0" distB="0" distL="0" distR="0" wp14:anchorId="48AF745F" wp14:editId="5D54C338">
-            <wp:extent cx="2764394" cy="2146470"/>
-            <wp:effectExtent l="0" t="0" r="4445" b="0"/>
-            <wp:docPr id="806465737" name="Picture 2" descr="A screenshot of a computer&#10;&#10;Description automatically generated"/>
+          <wp:inline distT="0" distB="0" distL="0" distR="0" wp14:anchorId="2971FA6D" wp14:editId="0A6B9068">
+            <wp:extent cx="2919161" cy="3174337"/>
+            <wp:effectExtent l="0" t="0" r="1905" b="1270"/>
+            <wp:docPr id="2013139465" name="Picture 3" descr="A screenshot of a computer&#10;&#10;AI-generated content may be incorrect."/>
             <wp:cNvGraphicFramePr>
               <a:graphicFrameLocks xmlns:a="http://schemas.openxmlformats.org/drawingml/2006/main" noChangeAspect="1"/>
             </wp:cNvGraphicFramePr>
@@ -1748,7 +1609,7 @@
               <a:graphicData uri="http://schemas.openxmlformats.org/drawingml/2006/picture">
                 <pic:pic xmlns:pic="http://schemas.openxmlformats.org/drawingml/2006/picture">
                   <pic:nvPicPr>
-                    <pic:cNvPr id="806465737" name="Picture 2" descr="A screenshot of a computer&#10;&#10;Description automatically generated"/>
+                    <pic:cNvPr id="2013139465" name="Picture 3" descr="A screenshot of a computer&#10;&#10;AI-generated content may be incorrect."/>
                     <pic:cNvPicPr/>
                   </pic:nvPicPr>
                   <pic:blipFill>
@@ -1766,7 +1627,7 @@
                   <pic:spPr>
                     <a:xfrm>
                       <a:off x="0" y="0"/>
-                      <a:ext cx="2836466" cy="2202432"/>
+                      <a:ext cx="2935863" cy="3192499"/>
                     </a:xfrm>
                     <a:prstGeom prst="rect">
                       <a:avLst/>
@@ -1793,7 +1654,6 @@
           <w:rFonts w:ascii="American Typewriter" w:hAnsi="American Typewriter"/>
           <w:sz w:val="28"/>
           <w:szCs w:val="28"/>
-          <w:highlight w:val="yellow"/>
         </w:rPr>
         <w:t>Fig. 1: Project directories of the CPD code.</w:t>
       </w:r>
@@ -1839,23 +1699,7 @@
           <w:sz w:val="28"/>
           <w:szCs w:val="28"/>
         </w:rPr>
-        <w:t>sub</w:t>
-      </w:r>
-      <w:r>
-        <w:rPr>
-          <w:rFonts w:ascii="American Typewriter" w:hAnsi="American Typewriter"/>
-          <w:sz w:val="28"/>
-          <w:szCs w:val="28"/>
-        </w:rPr>
-        <w:t>directories</w:t>
-      </w:r>
-      <w:r>
-        <w:rPr>
-          <w:rFonts w:ascii="American Typewriter" w:hAnsi="American Typewriter"/>
-          <w:sz w:val="28"/>
-          <w:szCs w:val="28"/>
-        </w:rPr>
-        <w:t>, including</w:t>
+        <w:t>subdirectories, including</w:t>
       </w:r>
       <w:r>
         <w:rPr>
@@ -2358,7 +2202,16 @@
           <w:sz w:val="28"/>
           <w:szCs w:val="28"/>
         </w:rPr>
-        <w:t xml:space="preserve"> contains the code-specific readers of the project's *.</w:t>
+        <w:t xml:space="preserve"> contains the code-specific </w:t>
+      </w:r>
+      <w:r>
+        <w:rPr>
+          <w:rFonts w:ascii="American Typewriter" w:hAnsi="American Typewriter"/>
+          <w:sz w:val="28"/>
+          <w:szCs w:val="28"/>
+        </w:rPr>
+        <w:lastRenderedPageBreak/>
+        <w:t>readers of the project's *.</w:t>
       </w:r>
       <w:proofErr w:type="spellStart"/>
       <w:r>
@@ -2485,7 +2338,6 @@
           <w:sz w:val="28"/>
           <w:szCs w:val="28"/>
         </w:rPr>
-        <w:lastRenderedPageBreak/>
         <w:tab/>
       </w:r>
       <w:r>
@@ -3536,27 +3388,7 @@
           <w:sz w:val="28"/>
           <w:szCs w:val="28"/>
         </w:rPr>
-        <w:t>ab</w:t>
-      </w:r>
-      <w:r>
-        <w:rPr>
-          <w:rFonts w:ascii="American Typewriter" w:hAnsi="American Typewriter"/>
-          <w:b/>
-          <w:bCs/>
-          <w:sz w:val="28"/>
-          <w:szCs w:val="28"/>
-        </w:rPr>
-        <w:t>o</w:t>
-      </w:r>
-      <w:r>
-        <w:rPr>
-          <w:rFonts w:ascii="American Typewriter" w:hAnsi="American Typewriter"/>
-          <w:b/>
-          <w:bCs/>
-          <w:sz w:val="28"/>
-          <w:szCs w:val="28"/>
-        </w:rPr>
-        <w:t>ve</w:t>
+        <w:t>above</w:t>
       </w:r>
       <w:r>
         <w:rPr>
@@ -3858,6 +3690,7 @@
           <w:sz w:val="28"/>
           <w:szCs w:val="28"/>
         </w:rPr>
+        <w:lastRenderedPageBreak/>
         <w:t xml:space="preserve">division in several modules is primarily logical structure </w:t>
       </w:r>
       <w:r>
@@ -4064,6 +3897,129 @@
           <w:szCs w:val="28"/>
         </w:rPr>
       </w:pPr>
+      <w:r>
+        <w:rPr>
+          <w:rFonts w:ascii="American Typewriter" w:hAnsi="American Typewriter"/>
+          <w:noProof/>
+          <w:sz w:val="28"/>
+          <w:szCs w:val="28"/>
+        </w:rPr>
+        <w:lastRenderedPageBreak/>
+        <w:drawing>
+          <wp:inline distT="0" distB="0" distL="0" distR="0" wp14:anchorId="5F721092" wp14:editId="2B1AC1A2">
+            <wp:extent cx="2339740" cy="5298197"/>
+            <wp:effectExtent l="0" t="0" r="0" b="0"/>
+            <wp:docPr id="522311096" name="Picture 7" descr="A screenshot of a computer&#10;&#10;AI-generated content may be incorrect."/>
+            <wp:cNvGraphicFramePr>
+              <a:graphicFrameLocks xmlns:a="http://schemas.openxmlformats.org/drawingml/2006/main" noChangeAspect="1"/>
+            </wp:cNvGraphicFramePr>
+            <a:graphic xmlns:a="http://schemas.openxmlformats.org/drawingml/2006/main">
+              <a:graphicData uri="http://schemas.openxmlformats.org/drawingml/2006/picture">
+                <pic:pic xmlns:pic="http://schemas.openxmlformats.org/drawingml/2006/picture">
+                  <pic:nvPicPr>
+                    <pic:cNvPr id="522311096" name="Picture 7" descr="A screenshot of a computer&#10;&#10;AI-generated content may be incorrect."/>
+                    <pic:cNvPicPr/>
+                  </pic:nvPicPr>
+                  <pic:blipFill>
+                    <a:blip r:embed="rId20">
+                      <a:extLst>
+                        <a:ext uri="{28A0092B-C50C-407E-A947-70E740481C1C}">
+                          <a14:useLocalDpi xmlns:a14="http://schemas.microsoft.com/office/drawing/2010/main" val="0"/>
+                        </a:ext>
+                      </a:extLst>
+                    </a:blip>
+                    <a:stretch>
+                      <a:fillRect/>
+                    </a:stretch>
+                  </pic:blipFill>
+                  <pic:spPr>
+                    <a:xfrm>
+                      <a:off x="0" y="0"/>
+                      <a:ext cx="2348494" cy="5318021"/>
+                    </a:xfrm>
+                    <a:prstGeom prst="rect">
+                      <a:avLst/>
+                    </a:prstGeom>
+                  </pic:spPr>
+                </pic:pic>
+              </a:graphicData>
+            </a:graphic>
+          </wp:inline>
+        </w:drawing>
+      </w:r>
+    </w:p>
+    <w:p>
+      <w:pPr>
+        <w:spacing w:line="276" w:lineRule="auto"/>
+        <w:rPr>
+          <w:rFonts w:ascii="American Typewriter" w:hAnsi="American Typewriter"/>
+          <w:sz w:val="28"/>
+          <w:szCs w:val="28"/>
+        </w:rPr>
+      </w:pPr>
+      <w:r>
+        <w:rPr>
+          <w:rFonts w:ascii="American Typewriter" w:hAnsi="American Typewriter"/>
+          <w:sz w:val="28"/>
+          <w:szCs w:val="28"/>
+          <w:highlight w:val="yellow"/>
+        </w:rPr>
+        <w:t xml:space="preserve">Fig. </w:t>
+      </w:r>
+      <w:r>
+        <w:rPr>
+          <w:rFonts w:ascii="American Typewriter" w:hAnsi="American Typewriter"/>
+          <w:sz w:val="28"/>
+          <w:szCs w:val="28"/>
+          <w:highlight w:val="yellow"/>
+        </w:rPr>
+        <w:t>3</w:t>
+      </w:r>
+      <w:r>
+        <w:rPr>
+          <w:rFonts w:ascii="American Typewriter" w:hAnsi="American Typewriter"/>
+          <w:sz w:val="28"/>
+          <w:szCs w:val="28"/>
+          <w:highlight w:val="yellow"/>
+        </w:rPr>
+        <w:t xml:space="preserve">: </w:t>
+      </w:r>
+      <w:r>
+        <w:rPr>
+          <w:rFonts w:ascii="American Typewriter" w:hAnsi="American Typewriter"/>
+          <w:sz w:val="28"/>
+          <w:szCs w:val="28"/>
+          <w:highlight w:val="yellow"/>
+        </w:rPr>
+        <w:t>Module files in the CPD repository</w:t>
+      </w:r>
+      <w:r>
+        <w:rPr>
+          <w:rFonts w:ascii="American Typewriter" w:hAnsi="American Typewriter"/>
+          <w:sz w:val="28"/>
+          <w:szCs w:val="28"/>
+          <w:highlight w:val="yellow"/>
+        </w:rPr>
+        <w:t>.</w:t>
+      </w:r>
+      <w:r>
+        <w:rPr>
+          <w:rFonts w:ascii="American Typewriter" w:hAnsi="American Typewriter"/>
+          <w:sz w:val="28"/>
+          <w:szCs w:val="28"/>
+        </w:rPr>
+        <w:t xml:space="preserve"> </w:t>
+      </w:r>
+    </w:p>
+    <w:p>
+      <w:pPr>
+        <w:spacing w:line="276" w:lineRule="auto"/>
+        <w:rPr>
+          <w:rFonts w:ascii="American Typewriter" w:hAnsi="American Typewriter"/>
+          <w:sz w:val="28"/>
+          <w:szCs w:val="28"/>
+        </w:rPr>
+      </w:pPr>
     </w:p>
     <w:p>
       <w:pPr>
@@ -5337,7 +5293,16 @@
           <w:sz w:val="28"/>
           <w:szCs w:val="28"/>
         </w:rPr>
-        <w:t xml:space="preserve"> according to some governing principles</w:t>
+        <w:t xml:space="preserve"> according to </w:t>
+      </w:r>
+      <w:r>
+        <w:rPr>
+          <w:rFonts w:ascii="American Typewriter" w:hAnsi="American Typewriter"/>
+          <w:sz w:val="28"/>
+          <w:szCs w:val="28"/>
+        </w:rPr>
+        <w:lastRenderedPageBreak/>
+        <w:t>some governing principles</w:t>
       </w:r>
       <w:r>
         <w:rPr>
@@ -6179,6 +6144,151 @@
           <w:szCs w:val="28"/>
         </w:rPr>
       </w:pPr>
+    </w:p>
+    <w:p>
+      <w:pPr>
+        <w:spacing w:line="276" w:lineRule="auto"/>
+        <w:jc w:val="both"/>
+        <w:rPr>
+          <w:rFonts w:ascii="American Typewriter" w:hAnsi="American Typewriter"/>
+          <w:sz w:val="28"/>
+          <w:szCs w:val="28"/>
+        </w:rPr>
+      </w:pPr>
+      <w:r>
+        <w:rPr>
+          <w:rFonts w:ascii="American Typewriter" w:hAnsi="American Typewriter"/>
+          <w:noProof/>
+          <w:sz w:val="28"/>
+          <w:szCs w:val="28"/>
+        </w:rPr>
+        <w:drawing>
+          <wp:inline distT="0" distB="0" distL="0" distR="0" wp14:anchorId="1095AE68" wp14:editId="099A3704">
+            <wp:extent cx="2095928" cy="1906251"/>
+            <wp:effectExtent l="0" t="0" r="0" b="0"/>
+            <wp:docPr id="13320087" name="Picture 6" descr="A screenshot of a computer&#10;&#10;AI-generated content may be incorrect."/>
+            <wp:cNvGraphicFramePr>
+              <a:graphicFrameLocks xmlns:a="http://schemas.openxmlformats.org/drawingml/2006/main" noChangeAspect="1"/>
+            </wp:cNvGraphicFramePr>
+            <a:graphic xmlns:a="http://schemas.openxmlformats.org/drawingml/2006/main">
+              <a:graphicData uri="http://schemas.openxmlformats.org/drawingml/2006/picture">
+                <pic:pic xmlns:pic="http://schemas.openxmlformats.org/drawingml/2006/picture">
+                  <pic:nvPicPr>
+                    <pic:cNvPr id="13320087" name="Picture 6" descr="A screenshot of a computer&#10;&#10;AI-generated content may be incorrect."/>
+                    <pic:cNvPicPr/>
+                  </pic:nvPicPr>
+                  <pic:blipFill>
+                    <a:blip r:embed="rId21">
+                      <a:extLst>
+                        <a:ext uri="{28A0092B-C50C-407E-A947-70E740481C1C}">
+                          <a14:useLocalDpi xmlns:a14="http://schemas.microsoft.com/office/drawing/2010/main" val="0"/>
+                        </a:ext>
+                      </a:extLst>
+                    </a:blip>
+                    <a:stretch>
+                      <a:fillRect/>
+                    </a:stretch>
+                  </pic:blipFill>
+                  <pic:spPr>
+                    <a:xfrm>
+                      <a:off x="0" y="0"/>
+                      <a:ext cx="2102741" cy="1912447"/>
+                    </a:xfrm>
+                    <a:prstGeom prst="rect">
+                      <a:avLst/>
+                    </a:prstGeom>
+                  </pic:spPr>
+                </pic:pic>
+              </a:graphicData>
+            </a:graphic>
+          </wp:inline>
+        </w:drawing>
+      </w:r>
+    </w:p>
+    <w:p>
+      <w:pPr>
+        <w:spacing w:line="276" w:lineRule="auto"/>
+        <w:rPr>
+          <w:rFonts w:ascii="American Typewriter" w:hAnsi="American Typewriter"/>
+          <w:sz w:val="28"/>
+          <w:szCs w:val="28"/>
+        </w:rPr>
+      </w:pPr>
+      <w:r>
+        <w:rPr>
+          <w:rFonts w:ascii="American Typewriter" w:hAnsi="American Typewriter"/>
+          <w:sz w:val="28"/>
+          <w:szCs w:val="28"/>
+          <w:highlight w:val="yellow"/>
+        </w:rPr>
+        <w:t xml:space="preserve">Fig. </w:t>
+      </w:r>
+      <w:r>
+        <w:rPr>
+          <w:rFonts w:ascii="American Typewriter" w:hAnsi="American Typewriter"/>
+          <w:sz w:val="28"/>
+          <w:szCs w:val="28"/>
+          <w:highlight w:val="yellow"/>
+        </w:rPr>
+        <w:t>4</w:t>
+      </w:r>
+      <w:r>
+        <w:rPr>
+          <w:rFonts w:ascii="American Typewriter" w:hAnsi="American Typewriter"/>
+          <w:sz w:val="28"/>
+          <w:szCs w:val="28"/>
+          <w:highlight w:val="yellow"/>
+        </w:rPr>
+        <w:t xml:space="preserve">: </w:t>
+      </w:r>
+      <w:r>
+        <w:rPr>
+          <w:rFonts w:ascii="American Typewriter" w:hAnsi="American Typewriter"/>
+          <w:sz w:val="28"/>
+          <w:szCs w:val="28"/>
+          <w:highlight w:val="yellow"/>
+        </w:rPr>
+        <w:t>Configuration files in the CPD repository</w:t>
+      </w:r>
+      <w:r>
+        <w:rPr>
+          <w:rFonts w:ascii="American Typewriter" w:hAnsi="American Typewriter"/>
+          <w:sz w:val="28"/>
+          <w:szCs w:val="28"/>
+          <w:highlight w:val="yellow"/>
+        </w:rPr>
+        <w:t>.</w:t>
+      </w:r>
+      <w:r>
+        <w:rPr>
+          <w:rFonts w:ascii="American Typewriter" w:hAnsi="American Typewriter"/>
+          <w:sz w:val="28"/>
+          <w:szCs w:val="28"/>
+        </w:rPr>
+        <w:t xml:space="preserve"> </w:t>
+      </w:r>
+    </w:p>
+    <w:p>
+      <w:pPr>
+        <w:spacing w:line="276" w:lineRule="auto"/>
+        <w:jc w:val="both"/>
+        <w:rPr>
+          <w:rFonts w:ascii="American Typewriter" w:hAnsi="American Typewriter"/>
+          <w:sz w:val="28"/>
+          <w:szCs w:val="28"/>
+        </w:rPr>
+      </w:pPr>
+    </w:p>
+    <w:p>
+      <w:pPr>
+        <w:spacing w:line="276" w:lineRule="auto"/>
+        <w:jc w:val="both"/>
+        <w:rPr>
+          <w:rFonts w:ascii="American Typewriter" w:hAnsi="American Typewriter"/>
+          <w:sz w:val="28"/>
+          <w:szCs w:val="28"/>
+        </w:rPr>
+      </w:pPr>
       <w:r>
         <w:rPr>
           <w:rFonts w:ascii="American Typewriter" w:hAnsi="American Typewriter"/>
@@ -6333,7 +6443,6 @@
           <w:sz w:val="28"/>
           <w:szCs w:val="28"/>
         </w:rPr>
-        <w:lastRenderedPageBreak/>
         <w:t>Dimension of the problem (</w:t>
       </w:r>
       <w:r>
@@ -7614,6 +7723,7 @@
           <w:szCs w:val="28"/>
           <w:highlight w:val="yellow"/>
         </w:rPr>
+        <w:lastRenderedPageBreak/>
         <w:t>‘TEST</w:t>
       </w:r>
       <w:proofErr w:type="gramStart"/>
@@ -7754,7 +7864,6 @@
           <w:sz w:val="28"/>
           <w:szCs w:val="28"/>
         </w:rPr>
-        <w:lastRenderedPageBreak/>
         <w:t>‘</w:t>
       </w:r>
       <w:r>
@@ -8225,7 +8334,16 @@
           <w:sz w:val="28"/>
           <w:szCs w:val="28"/>
         </w:rPr>
-        <w:t xml:space="preserve"> an almost similar list of settings for every type of cell in the tessellation and the corresponding PCC: polyhedrons (3-cells), faces (2-cells), edges (1-cells), nodes (0-cells). In the Processing module, any algorithm calculates as its output the lists (vectors) of “special” cells of different types described in the corresponding “state vectors”. The are three distinct sub-modules: (1) assigned structures: the algorithm picks cells and assigns them some type ID (label), writing the cell number in the corresponding </w:t>
+        <w:t xml:space="preserve"> an almost similar list of settings for every type of cell in the tessellation and the corresponding PCC: polyhedrons (3-cells), faces (2-cells), edges (1-cells), nodes (0-cells). In the Processing module, any algorithm calculates as its output the lists (vectors) of “special” cells of </w:t>
+      </w:r>
+      <w:r>
+        <w:rPr>
+          <w:rFonts w:ascii="American Typewriter" w:hAnsi="American Typewriter"/>
+          <w:sz w:val="28"/>
+          <w:szCs w:val="28"/>
+        </w:rPr>
+        <w:lastRenderedPageBreak/>
+        <w:t xml:space="preserve">different types described in the corresponding “state vectors”. The are three distinct sub-modules: (1) assigned structures: the algorithm picks cells and assigns them some type ID (label), writing the cell number in the corresponding </w:t>
       </w:r>
       <w:proofErr w:type="spellStart"/>
       <w:r>
@@ -8261,16 +8379,7 @@
           <w:sz w:val="28"/>
           <w:szCs w:val="28"/>
         </w:rPr>
-        <w:t xml:space="preserve">) vector (example: the random assignment of “special” type for some number of faces); (2) imposed structures: assigned </w:t>
-      </w:r>
-      <w:r>
-        <w:rPr>
-          <w:rFonts w:ascii="American Typewriter" w:hAnsi="American Typewriter"/>
-          <w:sz w:val="28"/>
-          <w:szCs w:val="28"/>
-        </w:rPr>
-        <w:lastRenderedPageBreak/>
-        <w:t>types for low-dimensional (k-1)-cells or higher- dimensional (k+1)-cells according to some specific rule based on the already created assigned structures for k-cells (example: classification of face junctions according to the number of special faces incident to each junction); (3) induced structures: assigned types for the k-cells of the same dimension based on the already created assigned structures for k-cells (example: introducing fractured or cracked faces based on the initially assigned structure of faces containing inclusions).</w:t>
+        <w:t>) vector (example: the random assignment of “special” type for some number of faces); (2) imposed structures: assigned types for low-dimensional (k-1)-cells or higher- dimensional (k+1)-cells according to some specific rule based on the already created assigned structures for k-cells (example: classification of face junctions according to the number of special faces incident to each junction); (3) induced structures: assigned types for the k-cells of the same dimension based on the already created assigned structures for k-cells (example: introducing fractured or cracked faces based on the initially assigned structure of faces containing inclusions).</w:t>
       </w:r>
     </w:p>
     <w:p>
@@ -8711,6 +8820,7 @@
           <w:sz w:val="28"/>
           <w:szCs w:val="28"/>
         </w:rPr>
+        <w:lastRenderedPageBreak/>
         <w:t>S — reading from source *.txt file (</w:t>
       </w:r>
       <w:proofErr w:type="gramStart"/>
@@ -8804,16 +8914,7 @@
           <w:sz w:val="28"/>
           <w:szCs w:val="28"/>
         </w:rPr>
-        <w:t xml:space="preserve"> — the path to the *.txt file containing a list of numbers of faces of special types. This </w:t>
-      </w:r>
-      <w:r>
-        <w:rPr>
-          <w:rFonts w:ascii="American Typewriter" w:hAnsi="American Typewriter"/>
-          <w:sz w:val="28"/>
-          <w:szCs w:val="28"/>
-        </w:rPr>
-        <w:lastRenderedPageBreak/>
-        <w:t>“source” affects only S processing mode and does not affect any other parts of the code.</w:t>
+        <w:t xml:space="preserve"> — the path to the *.txt file containing a list of numbers of faces of special types. This “source” affects only S processing mode and does not affect any other parts of the code.</w:t>
       </w:r>
     </w:p>
     <w:p>
@@ -9096,7 +9197,16 @@
           <w:sz w:val="28"/>
           <w:szCs w:val="28"/>
         </w:rPr>
-        <w:t xml:space="preserve">The following statements set parameters for the Induced type of Processing module and for “historical” reasons called cracked faces. By default, there is a possibility to set only one type of such induced face. This part of the Processing module is always </w:t>
+        <w:t xml:space="preserve">The following statements set parameters for the Induced type of Processing module and for “historical” reasons called cracked faces. By default, there is a possibility to set only one type of such </w:t>
+      </w:r>
+      <w:r>
+        <w:rPr>
+          <w:rFonts w:ascii="American Typewriter" w:hAnsi="American Typewriter"/>
+          <w:sz w:val="28"/>
+          <w:szCs w:val="28"/>
+        </w:rPr>
+        <w:lastRenderedPageBreak/>
+        <w:t xml:space="preserve">induced face. This part of the Processing module is always </w:t>
       </w:r>
       <w:r>
         <w:rPr>
@@ -9159,7 +9269,6 @@
           <w:sz w:val="28"/>
           <w:szCs w:val="28"/>
         </w:rPr>
-        <w:lastRenderedPageBreak/>
         <w:t>‘</w:t>
       </w:r>
       <w:proofErr w:type="spellStart"/>
@@ -9647,6 +9756,7 @@
           <w:sz w:val="28"/>
           <w:szCs w:val="28"/>
         </w:rPr>
+        <w:lastRenderedPageBreak/>
         <w:t>The characterisation module is divided in</w:t>
       </w:r>
       <w:r>
@@ -9776,7 +9886,6 @@
           <w:sz w:val="28"/>
           <w:szCs w:val="28"/>
         </w:rPr>
-        <w:lastRenderedPageBreak/>
         <w:t>‘</w:t>
       </w:r>
       <w:proofErr w:type="spellStart"/>
@@ -10665,6 +10774,7 @@
           <w:sz w:val="28"/>
           <w:szCs w:val="28"/>
         </w:rPr>
+        <w:lastRenderedPageBreak/>
         <w:t>[</w:t>
       </w:r>
       <w:proofErr w:type="spellStart"/>
@@ -10831,7 +10941,6 @@
           <w:sz w:val="28"/>
           <w:szCs w:val="28"/>
         </w:rPr>
-        <w:lastRenderedPageBreak/>
         <w:t>[</w:t>
       </w:r>
       <w:proofErr w:type="spellStart"/>
@@ -11460,7 +11569,18 @@
           <w:szCs w:val="28"/>
           <w:highlight w:val="yellow"/>
         </w:rPr>
-        <w:t xml:space="preserve"> and Tests</w:t>
+        <w:t>, t</w:t>
+      </w:r>
+      <w:r>
+        <w:rPr>
+          <w:rFonts w:ascii="American Typewriter" w:hAnsi="American Typewriter"/>
+          <w:b/>
+          <w:bCs/>
+          <w:sz w:val="28"/>
+          <w:szCs w:val="28"/>
+          <w:highlight w:val="yellow"/>
+        </w:rPr>
+        <w:t>ests</w:t>
       </w:r>
       <w:bookmarkEnd w:id="2"/>
       <w:r>
@@ -11472,6 +11592,17 @@
           <w:szCs w:val="28"/>
           <w:highlight w:val="yellow"/>
         </w:rPr>
+        <w:t xml:space="preserve"> and examples</w:t>
+      </w:r>
+      <w:r>
+        <w:rPr>
+          <w:rFonts w:ascii="American Typewriter" w:hAnsi="American Typewriter"/>
+          <w:b/>
+          <w:bCs/>
+          <w:sz w:val="28"/>
+          <w:szCs w:val="28"/>
+          <w:highlight w:val="yellow"/>
+        </w:rPr>
         <w:t xml:space="preserve"> (go </w:t>
       </w:r>
       <w:r>
@@ -11756,8 +11887,8 @@
       </w:r>
     </w:p>
     <w:sectPr>
-      <w:footerReference w:type="even" r:id="rId20"/>
-      <w:footerReference w:type="default" r:id="rId21"/>
+      <w:footerReference w:type="even" r:id="rId22"/>
+      <w:footerReference w:type="default" r:id="rId23"/>
       <w:pgSz w:w="11906" w:h="16838"/>
       <w:pgMar w:top="1440" w:right="1440" w:bottom="1440" w:left="1440" w:header="708" w:footer="708" w:gutter="0"/>
       <w:cols w:space="708"/>
